--- a/template_word/spesifikasi_teknis.docx
+++ b/template_word/spesifikasi_teknis.docx
@@ -1,10 +1,10 @@
 
 <file path=word/document.xml><?xml version="1.0" encoding="utf-8"?>
-<w:document xmlns:wpc="http://schemas.microsoft.com/office/word/2010/wordprocessingCanvas" xmlns:mo="http://schemas.microsoft.com/office/mac/office/2008/main" xmlns:mc="http://schemas.openxmlformats.org/markup-compatibility/2006" xmlns:mv="urn:schemas-microsoft-com:mac:vml" xmlns:o="urn:schemas-microsoft-com:office:office" xmlns:r="http://schemas.openxmlformats.org/officeDocument/2006/relationships" xmlns:m="http://schemas.openxmlformats.org/officeDocument/2006/math" xmlns:v="urn:schemas-microsoft-com:vml" xmlns:wp14="http://schemas.microsoft.com/office/word/2010/wordprocessingDrawing" xmlns:wp="http://schemas.openxmlformats.org/drawingml/2006/wordprocessingDrawing" xmlns:w10="urn:schemas-microsoft-com:office:word" xmlns:w="http://schemas.openxmlformats.org/wordprocessingml/2006/main" xmlns:w14="http://schemas.microsoft.com/office/word/2010/wordml" xmlns:wpg="http://schemas.microsoft.com/office/word/2010/wordprocessingGroup" xmlns:wpi="http://schemas.microsoft.com/office/word/2010/wordprocessingInk" xmlns:wne="http://schemas.microsoft.com/office/word/2006/wordml" xmlns:wps="http://schemas.microsoft.com/office/word/2010/wordprocessingShape" mc:Ignorable="w14 wp14">
+<w:document xmlns:ns1="http://schemas.openxmlformats.org/markup-compatibility/2006" xmlns:w="http://schemas.openxmlformats.org/wordprocessingml/2006/main" ns1:Ignorable="w14 wp14">
   <w:body>
     <w:p>
       <w:pPr>
-        <w:spacing w:line="240" w:lineRule="auto"/>
+        <w:spacing w:line="240" w:lineRule="auto" w:before="0" w:after="0"/>
         <w:jc w:val="center"/>
       </w:pPr>
       <w:r>
@@ -17,7 +17,7 @@
     </w:p>
     <w:p>
       <w:pPr>
-        <w:spacing w:line="240" w:lineRule="auto"/>
+        <w:spacing w:line="240" w:lineRule="auto" w:before="0" w:after="0"/>
         <w:jc w:val="center"/>
       </w:pPr>
       <w:r>
@@ -26,12 +26,12 @@
     </w:p>
     <w:p>
       <w:pPr>
-        <w:spacing w:line="240" w:lineRule="auto"/>
+        <w:spacing w:line="240" w:lineRule="auto" w:before="0" w:after="0"/>
       </w:pPr>
     </w:p>
     <w:p>
       <w:pPr>
-        <w:spacing w:line="240" w:lineRule="auto"/>
+        <w:spacing w:line="240" w:lineRule="auto" w:before="0" w:after="0"/>
       </w:pPr>
       <w:r>
         <w:rPr>
@@ -42,7 +42,7 @@
     </w:p>
     <w:p>
       <w:pPr>
-        <w:spacing w:line="240" w:lineRule="auto"/>
+        <w:spacing w:line="240" w:lineRule="auto" w:before="0" w:after="0"/>
       </w:pPr>
       <w:r>
         <w:t>{{latar_belakang}}</w:t>
@@ -50,12 +50,12 @@
     </w:p>
     <w:p>
       <w:pPr>
-        <w:spacing w:line="240" w:lineRule="auto"/>
+        <w:spacing w:line="240" w:lineRule="auto" w:before="0" w:after="0"/>
       </w:pPr>
     </w:p>
     <w:p>
       <w:pPr>
-        <w:spacing w:line="240" w:lineRule="auto"/>
+        <w:spacing w:line="240" w:lineRule="auto" w:before="0" w:after="0"/>
       </w:pPr>
       <w:r>
         <w:rPr>
@@ -66,7 +66,7 @@
     </w:p>
     <w:p>
       <w:pPr>
-        <w:spacing w:line="240" w:lineRule="auto"/>
+        <w:spacing w:line="240" w:lineRule="auto" w:before="0" w:after="0"/>
       </w:pPr>
       <w:r>
         <w:t>{{ruang_lingkup}}</w:t>
@@ -74,12 +74,12 @@
     </w:p>
     <w:p>
       <w:pPr>
-        <w:spacing w:line="240" w:lineRule="auto"/>
+        <w:spacing w:line="240" w:lineRule="auto" w:before="0" w:after="0"/>
       </w:pPr>
     </w:p>
     <w:p>
       <w:pPr>
-        <w:spacing w:line="240" w:lineRule="auto"/>
+        <w:spacing w:line="240" w:lineRule="auto" w:before="0" w:after="0"/>
       </w:pPr>
       <w:r>
         <w:rPr>
@@ -90,7 +90,7 @@
     </w:p>
     <w:p>
       <w:pPr>
-        <w:spacing w:line="240" w:lineRule="auto"/>
+        <w:spacing w:line="240" w:lineRule="auto" w:before="0" w:after="0"/>
       </w:pPr>
     </w:p>
     <w:tbl>
@@ -115,7 +115,7 @@
           </w:tcPr>
           <w:p>
             <w:pPr>
-              <w:spacing w:line="240" w:lineRule="auto"/>
+              <w:spacing w:line="240" w:lineRule="auto" w:before="0" w:after="0"/>
               <w:jc w:val="center"/>
             </w:pPr>
             <w:r>
@@ -132,7 +132,7 @@
           </w:tcPr>
           <w:p>
             <w:pPr>
-              <w:spacing w:line="240" w:lineRule="auto"/>
+              <w:spacing w:line="240" w:lineRule="auto" w:before="0" w:after="0"/>
               <w:jc w:val="center"/>
             </w:pPr>
             <w:r>
@@ -149,7 +149,7 @@
           </w:tcPr>
           <w:p>
             <w:pPr>
-              <w:spacing w:line="240" w:lineRule="auto"/>
+              <w:spacing w:line="240" w:lineRule="auto" w:before="0" w:after="0"/>
               <w:jc w:val="center"/>
             </w:pPr>
             <w:r>
@@ -166,7 +166,7 @@
           </w:tcPr>
           <w:p>
             <w:pPr>
-              <w:spacing w:line="240" w:lineRule="auto"/>
+              <w:spacing w:line="240" w:lineRule="auto" w:before="0" w:after="0"/>
               <w:jc w:val="center"/>
             </w:pPr>
             <w:r>
@@ -183,7 +183,7 @@
           </w:tcPr>
           <w:p>
             <w:pPr>
-              <w:spacing w:line="240" w:lineRule="auto"/>
+              <w:spacing w:line="240" w:lineRule="auto" w:before="0" w:after="0"/>
               <w:jc w:val="center"/>
             </w:pPr>
             <w:r>
@@ -200,7 +200,7 @@
           </w:tcPr>
           <w:p>
             <w:pPr>
-              <w:spacing w:line="240" w:lineRule="auto"/>
+              <w:spacing w:line="240" w:lineRule="auto" w:before="0" w:after="0"/>
               <w:jc w:val="center"/>
             </w:pPr>
             <w:r>
@@ -217,7 +217,7 @@
           </w:tcPr>
           <w:p>
             <w:pPr>
-              <w:spacing w:line="240" w:lineRule="auto"/>
+              <w:spacing w:line="240" w:lineRule="auto" w:before="0" w:after="0"/>
               <w:jc w:val="center"/>
             </w:pPr>
             <w:r>
@@ -236,7 +236,7 @@
           </w:tcPr>
           <w:p>
             <w:pPr>
-              <w:spacing w:line="240" w:lineRule="auto"/>
+              <w:spacing w:line="240" w:lineRule="auto" w:before="0" w:after="0"/>
             </w:pPr>
             <w:r>
               <w:t>{{no}}</w:t>
@@ -249,7 +249,7 @@
           </w:tcPr>
           <w:p>
             <w:pPr>
-              <w:spacing w:line="240" w:lineRule="auto"/>
+              <w:spacing w:line="240" w:lineRule="auto" w:before="0" w:after="0"/>
             </w:pPr>
             <w:r>
               <w:t>{{item.uraian}}</w:t>
@@ -262,7 +262,7 @@
           </w:tcPr>
           <w:p>
             <w:pPr>
-              <w:spacing w:line="240" w:lineRule="auto"/>
+              <w:spacing w:line="240" w:lineRule="auto" w:before="0" w:after="0"/>
             </w:pPr>
             <w:r>
               <w:t>{{item.spesifikasi}}</w:t>
@@ -275,7 +275,7 @@
           </w:tcPr>
           <w:p>
             <w:pPr>
-              <w:spacing w:line="240" w:lineRule="auto"/>
+              <w:spacing w:line="240" w:lineRule="auto" w:before="0" w:after="0"/>
             </w:pPr>
             <w:r>
               <w:t>{{item.satuan}}</w:t>
@@ -288,7 +288,7 @@
           </w:tcPr>
           <w:p>
             <w:pPr>
-              <w:spacing w:line="240" w:lineRule="auto"/>
+              <w:spacing w:line="240" w:lineRule="auto" w:before="0" w:after="0"/>
             </w:pPr>
             <w:r>
               <w:t>{{item.volume}}</w:t>
@@ -301,7 +301,7 @@
           </w:tcPr>
           <w:p>
             <w:pPr>
-              <w:spacing w:line="240" w:lineRule="auto"/>
+              <w:spacing w:line="240" w:lineRule="auto" w:before="0" w:after="0"/>
             </w:pPr>
             <w:r>
               <w:t>{{item.harga_satuan}}</w:t>
@@ -314,7 +314,7 @@
           </w:tcPr>
           <w:p>
             <w:pPr>
-              <w:spacing w:line="240" w:lineRule="auto"/>
+              <w:spacing w:line="240" w:lineRule="auto" w:before="0" w:after="0"/>
             </w:pPr>
             <w:r>
               <w:t>{{item.total}}</w:t>
@@ -330,7 +330,7 @@
           </w:tcPr>
           <w:p>
             <w:pPr>
-              <w:spacing w:line="240" w:lineRule="auto"/>
+              <w:spacing w:line="240" w:lineRule="auto" w:before="0" w:after="0"/>
               <w:jc w:val="right"/>
             </w:pPr>
             <w:r>
@@ -347,7 +347,7 @@
           </w:tcPr>
           <w:p>
             <w:pPr>
-              <w:spacing w:line="240" w:lineRule="auto"/>
+              <w:spacing w:line="240" w:lineRule="auto" w:before="0" w:after="0"/>
             </w:pPr>
             <w:r/>
           </w:p>
@@ -358,7 +358,7 @@
           </w:tcPr>
           <w:p>
             <w:pPr>
-              <w:spacing w:line="240" w:lineRule="auto"/>
+              <w:spacing w:line="240" w:lineRule="auto" w:before="0" w:after="0"/>
             </w:pPr>
             <w:r>
               <w:rPr>
@@ -372,12 +372,12 @@
     </w:tbl>
     <w:p>
       <w:pPr>
-        <w:spacing w:line="240" w:lineRule="auto"/>
+        <w:spacing w:line="240" w:lineRule="auto" w:before="0" w:after="0"/>
       </w:pPr>
     </w:p>
     <w:p>
       <w:pPr>
-        <w:spacing w:line="240" w:lineRule="auto"/>
+        <w:spacing w:line="240" w:lineRule="auto" w:before="0" w:after="0"/>
       </w:pPr>
       <w:r>
         <w:rPr>
@@ -388,7 +388,7 @@
     </w:p>
     <w:p>
       <w:pPr>
-        <w:spacing w:line="240" w:lineRule="auto"/>
+        <w:spacing w:line="240" w:lineRule="auto" w:before="0" w:after="0"/>
       </w:pPr>
       <w:r>
         <w:t>Pekerjaan dilaksanakan selama {{jangka_waktu}} hari kalender.</w:t>
@@ -396,7 +396,7 @@
     </w:p>
     <w:p>
       <w:pPr>
-        <w:spacing w:line="240" w:lineRule="auto"/>
+        <w:spacing w:line="240" w:lineRule="auto" w:before="0" w:after="0"/>
       </w:pPr>
     </w:p>
     <w:tbl>
@@ -415,7 +415,7 @@
           </w:tcPr>
           <w:p>
             <w:pPr>
-              <w:spacing w:line="240" w:lineRule="auto"/>
+              <w:spacing w:line="240" w:lineRule="auto" w:before="0" w:after="0"/>
             </w:pPr>
           </w:p>
         </w:tc>
@@ -425,7 +425,7 @@
           </w:tcPr>
           <w:p>
             <w:pPr>
-              <w:spacing w:line="240" w:lineRule="auto"/>
+              <w:spacing w:line="240" w:lineRule="auto" w:before="0" w:after="0"/>
               <w:jc w:val="center"/>
             </w:pPr>
             <w:r>
@@ -441,7 +441,7 @@
           </w:tcPr>
           <w:p>
             <w:pPr>
-              <w:spacing w:line="240" w:lineRule="auto"/>
+              <w:spacing w:line="240" w:lineRule="auto" w:before="0" w:after="0"/>
             </w:pPr>
           </w:p>
         </w:tc>
@@ -451,7 +451,7 @@
           </w:tcPr>
           <w:p>
             <w:pPr>
-              <w:spacing w:line="240" w:lineRule="auto"/>
+              <w:spacing w:line="240" w:lineRule="auto" w:before="0" w:after="0"/>
               <w:jc w:val="center"/>
             </w:pPr>
             <w:r>
@@ -467,7 +467,7 @@
           </w:tcPr>
           <w:p>
             <w:pPr>
-              <w:spacing w:line="240" w:lineRule="auto"/>
+              <w:spacing w:line="240" w:lineRule="auto" w:before="0" w:after="0"/>
             </w:pPr>
           </w:p>
         </w:tc>
@@ -477,7 +477,7 @@
           </w:tcPr>
           <w:p>
             <w:pPr>
-              <w:spacing w:line="240" w:lineRule="auto"/>
+              <w:spacing w:line="240" w:lineRule="auto" w:before="0" w:after="0"/>
               <w:jc w:val="center"/>
             </w:pPr>
             <w:r>
@@ -495,7 +495,7 @@
           </w:tcPr>
           <w:p>
             <w:pPr>
-              <w:spacing w:line="240" w:lineRule="auto"/>
+              <w:spacing w:line="240" w:lineRule="auto" w:before="0" w:after="0"/>
             </w:pPr>
           </w:p>
         </w:tc>
@@ -505,7 +505,7 @@
           </w:tcPr>
           <w:p>
             <w:pPr>
-              <w:spacing w:line="240" w:lineRule="auto"/>
+              <w:spacing w:line="240" w:lineRule="auto" w:before="0" w:after="0"/>
               <w:jc w:val="center"/>
             </w:pPr>
             <w:r>
@@ -525,7 +525,7 @@
           </w:tcPr>
           <w:p>
             <w:pPr>
-              <w:spacing w:line="240" w:lineRule="auto"/>
+              <w:spacing w:line="240" w:lineRule="auto" w:before="0" w:after="0"/>
             </w:pPr>
           </w:p>
         </w:tc>
@@ -535,7 +535,7 @@
           </w:tcPr>
           <w:p>
             <w:pPr>
-              <w:spacing w:line="240" w:lineRule="auto"/>
+              <w:spacing w:line="240" w:lineRule="auto" w:before="0" w:after="0"/>
               <w:jc w:val="center"/>
             </w:pPr>
             <w:r>
